--- a/public/sales-kit/03-programme-affilies-geschool.docx
+++ b/public/sales-kit/03-programme-affilies-geschool.docx
@@ -82,7 +82,7 @@
           <w:sz w:val="21"/>
           <w:szCs w:val="21"/>
         </w:rPr>
-        <w:t xml:space="preserve">Recommandez GESchool à un établissement et percevez une commission sur chaque élève présenté, chaque mois, tant que l'établissement reste actif.</w:t>
+        <w:t xml:space="preserve">Recommandez GESchool à un établissement et percevez une commission sur chaque élève présenté, chaque mois, tant que l'établissement reste actif. L'école y gagne aussi : elle reçoit la majorité des paiements des parents.</w:t>
       </w:r>
     </w:p>
     <w:p>
@@ -1014,6 +1014,24 @@
           <w:szCs w:val="21"/>
         </w:rPr>
         <w:t xml:space="preserve">Ouvert aux parents, enseignants, promoteurs, influenceurs et agents de terrain.</w:t>
+      </w:r>
+    </w:p>
+    <w:p>
+      <w:pPr>
+        <w:pStyle w:val="ListParagraph"/>
+        <w:numPr>
+          <w:ilvl w:val="0"/>
+          <w:numId w:val="1"/>
+        </w:numPr>
+        <w:spacing w:after="80"/>
+      </w:pPr>
+      <w:r>
+        <w:rPr>
+          <w:color w:val="374151"/>
+          <w:sz w:val="21"/>
+          <w:szCs w:val="21"/>
+        </w:rPr>
+        <w:t xml:space="preserve">La part de l'école est prioritaire : votre commission ne réduit jamais le revenu de l'établissement.</w:t>
       </w:r>
     </w:p>
     <w:p>

--- a/public/sales-kit/03-programme-affilies-geschool.docx
+++ b/public/sales-kit/03-programme-affilies-geschool.docx
@@ -1046,7 +1046,7 @@
           <w:sz w:val="21"/>
           <w:szCs w:val="21"/>
         </w:rPr>
-        <w:t xml:space="preserve">Rejoignez le programme : info@geschool.cd · geschool.vercel.app</w:t>
+        <w:t xml:space="preserve">Rejoignez le programme : +242 06 476 7604 (WhatsApp) · geschool.vercel.app</w:t>
       </w:r>
     </w:p>
     <w:sectPr>
